--- a/content-pipeline/06-word-documents/02-english-word/009_saigon-hop-on-hop-off-bus-guide.docx
+++ b/content-pipeline/06-word-documents/02-english-word/009_saigon-hop-on-hop-off-bus-guide.docx
@@ -157,7 +157,7 @@
           <w:color w:val="1B365D"/>
           <w:sz w:val="32"/>
         </w:rPr>
-        <w:t>1. Introduction: Saigon Unveiled from an Open Deck</w:t>
+        <w:t>Introduction: Saigon Unveiled from an Open Deck</w:t>
       </w:r>
     </w:p>
     <w:p>
@@ -210,7 +210,7 @@
           <w:color w:val="1B365D"/>
           <w:sz w:val="32"/>
         </w:rPr>
-        <w:t>2. Fleet Architecture &amp; Bespoke Onboard Amenities</w:t>
+        <w:t>Fleet Architecture &amp; Bespoke Onboard Amenities</w:t>
       </w:r>
     </w:p>
     <w:p>
@@ -374,7 +374,7 @@
           <w:color w:val="1B365D"/>
           <w:sz w:val="32"/>
         </w:rPr>
-        <w:t>3. Comprehensive Analysis of the Two Signature Routes (2026 Edition)</w:t>
+        <w:t>Comprehensive Analysis of the Two Signature Routes (2026 Edition)</w:t>
       </w:r>
     </w:p>
     <w:p>
@@ -900,7 +900,7 @@
           <w:color w:val="1B365D"/>
           <w:sz w:val="32"/>
         </w:rPr>
-        <w:t>4. Daytime vs. Twilight Night Voyages: Comparative Matrix</w:t>
+        <w:t>Daytime vs. Twilight Night Voyages: Comparative Matrix</w:t>
       </w:r>
     </w:p>
     <w:tbl>
@@ -1355,7 +1355,7 @@
           <w:color w:val="1B365D"/>
           <w:sz w:val="32"/>
         </w:rPr>
-        <w:t>5. Official 2026 Ticket Tariff Schedule</w:t>
+        <w:t>Official 2026 Ticket Tariff Schedule</w:t>
       </w:r>
     </w:p>
     <w:p>
@@ -2233,7 +2233,7 @@
           <w:color w:val="1B365D"/>
           <w:sz w:val="32"/>
         </w:rPr>
-        <w:t>6. Curated Field Notes for the Discerning Traveler</w:t>
+        <w:t>Curated Field Notes for the Discerning Traveler</w:t>
       </w:r>
     </w:p>
     <w:p>
@@ -2261,7 +2261,7 @@
           <w:color w:val="D97706"/>
           <w:sz w:val="26"/>
         </w:rPr>
-        <w:t>1. The Strategy of Seat Selection</w:t>
+        <w:t>The Strategy of Seat Selection</w:t>
       </w:r>
     </w:p>
     <w:p>
@@ -2345,7 +2345,7 @@
           <w:color w:val="D97706"/>
           <w:sz w:val="26"/>
         </w:rPr>
-        <w:t>2. The Golden Departure Windows</w:t>
+        <w:t>The Golden Departure Windows</w:t>
       </w:r>
     </w:p>
     <w:p>
@@ -2406,7 +2406,7 @@
           <w:color w:val="D97706"/>
           <w:sz w:val="26"/>
         </w:rPr>
-        <w:t>3. Vital Safety Protocols</w:t>
+        <w:t>Vital Safety Protocols</w:t>
       </w:r>
     </w:p>
     <w:p>
@@ -2479,7 +2479,7 @@
           <w:color w:val="1B365D"/>
           <w:sz w:val="32"/>
         </w:rPr>
-        <w:t>7. Seamless Itinerary Integration Around Ben Thanh Market</w:t>
+        <w:t>Seamless Itinerary Integration Around Ben Thanh Market</w:t>
       </w:r>
     </w:p>
     <w:p>
@@ -2598,7 +2598,7 @@
           <w:color w:val="1B365D"/>
           <w:sz w:val="32"/>
         </w:rPr>
-        <w:t>8. Epilogue: The Urban Rhythm from Above</w:t>
+        <w:t>Epilogue: The Urban Rhythm from Above</w:t>
       </w:r>
     </w:p>
     <w:p>

--- a/content-pipeline/06-word-documents/02-english-word/009_saigon-hop-on-hop-off-bus-guide.docx
+++ b/content-pipeline/06-word-documents/02-english-word/009_saigon-hop-on-hop-off-bus-guide.docx
@@ -157,7 +157,7 @@
           <w:color w:val="1B365D"/>
           <w:sz w:val="32"/>
         </w:rPr>
-        <w:t>Introduction: Saigon Unveiled from an Open Deck</w:t>
+        <w:t>Saigon Unveiled from an Open Deck</w:t>
       </w:r>
     </w:p>
     <w:p>
@@ -2233,7 +2233,7 @@
           <w:color w:val="1B365D"/>
           <w:sz w:val="32"/>
         </w:rPr>
-        <w:t>Curated Field Notes for the Discerning Traveler</w:t>
+        <w:t>Curated Field Notes for the Traveler</w:t>
       </w:r>
     </w:p>
     <w:p>
@@ -2391,7 +2391,7 @@
           <w:color w:val="1E293B"/>
           <w:sz w:val="20"/>
         </w:rPr>
-        <w:t xml:space="preserve"> Captures the illuminated kinetic energy of Nguyen Hue Boulevard, illuminated colonial municipal halls, and riverside skyscrapers.</w:t>
+        <w:t xml:space="preserve"> Captures the illuminated lively energy of Nguyen Hue Boulevard, illuminated colonial municipal halls, and riverside skyscrapers.</w:t>
       </w:r>
     </w:p>
     <w:p>

--- a/content-pipeline/06-word-documents/02-english-word/009_saigon-hop-on-hop-off-bus-guide.docx
+++ b/content-pipeline/06-word-documents/02-english-word/009_saigon-hop-on-hop-off-bus-guide.docx
@@ -183,7 +183,24 @@
           <w:color w:val="1E293B"/>
           <w:sz w:val="21"/>
         </w:rPr>
-        <w:t>Following the unified 2026 opening of the Ben Thanh Central Metro Station and the revitalized Quach Thi Trang Plaza, the double-decker bus service has become an indispensable scenic artery, harmoniously linking Saigon's protected colonial heritage with its 21st-century architectural renaissance.</w:t>
+        <w:t xml:space="preserve">Following the unified 2026 opening of the </w:t>
+      </w:r>
+      <w:r>
+        <w:rPr>
+          <w:rFonts w:ascii="Calibri" w:hAnsi="Calibri"/>
+          <w:color w:val="1E293B"/>
+          <w:sz w:val="21"/>
+          <w:u w:val="single"/>
+        </w:rPr>
+        <w:t>Ben Thanh Central Metro Station</w:t>
+      </w:r>
+      <w:r>
+        <w:rPr>
+          <w:rFonts w:ascii="Calibri" w:hAnsi="Calibri"/>
+          <w:color w:val="1E293B"/>
+          <w:sz w:val="21"/>
+        </w:rPr>
+        <w:t xml:space="preserve"> and the revitalized Quach Thi Trang Plaza, the double-decker bus service has become an indispensable scenic artery, harmoniously linking Saigon's protected colonial heritage with its 21st-century architectural renaissance.</w:t>
       </w:r>
     </w:p>
     <w:p>
@@ -614,10 +631,19 @@
       <w:r>
         <w:rPr>
           <w:rFonts w:ascii="Calibri" w:hAnsi="Calibri"/>
+          <w:color w:val="D97706"/>
+          <w:sz w:val="20"/>
+          <w:u w:val="single"/>
+        </w:rPr>
+        <w:t>Independence Palace</w:t>
+      </w:r>
+      <w:r>
+        <w:rPr>
+          <w:rFonts w:ascii="Calibri" w:hAnsi="Calibri"/>
           <w:color w:val="1E293B"/>
           <w:sz w:val="20"/>
         </w:rPr>
-        <w:t>Independence Palace (Reunification Hall)</w:t>
+        <w:t xml:space="preserve"> (Reunification Hall)</w:t>
       </w:r>
     </w:p>
     <w:p>
@@ -2588,6 +2614,196 @@
     </w:p>
     <w:p>
       <w:pPr>
+        <w:spacing w:before="120" w:after="120"/>
+        <w:jc w:val="center"/>
+      </w:pPr>
+      <w:r>
+        <w:rPr>
+          <w:color w:val="CBD5E1"/>
+        </w:rPr>
+        <w:t>―――――――――――――――――――――――――――――――――――――――――――――</w:t>
+      </w:r>
+    </w:p>
+    <w:p>
+      <w:pPr>
+        <w:keepNext/>
+        <w:spacing w:before="320" w:after="120" w:line="276" w:lineRule="auto"/>
+      </w:pPr>
+      <w:r>
+        <w:rPr>
+          <w:rFonts w:ascii="Calibri" w:hAnsi="Calibri"/>
+          <w:b/>
+          <w:color w:val="1B365D"/>
+          <w:sz w:val="32"/>
+        </w:rPr>
+        <w:t>🗺️ Curated Cluster Connections</w:t>
+      </w:r>
+    </w:p>
+    <w:p>
+      <w:pPr>
+        <w:spacing w:before="40" w:after="120" w:line="276" w:lineRule="auto"/>
+      </w:pPr>
+      <w:r>
+        <w:rPr>
+          <w:rFonts w:ascii="Calibri" w:hAnsi="Calibri"/>
+          <w:color w:val="1E293B"/>
+          <w:sz w:val="21"/>
+        </w:rPr>
+        <w:t>To help you navigate District 1 with ease, explore our companion heritage guides:</w:t>
+      </w:r>
+      <w:r>
+        <w:rPr>
+          <w:rFonts w:ascii="Calibri" w:hAnsi="Calibri"/>
+          <w:color w:val="1E293B"/>
+          <w:sz w:val="21"/>
+        </w:rPr>
+      </w:r>
+      <w:r>
+        <w:rPr>
+          <w:rFonts w:ascii="Calibri" w:hAnsi="Calibri"/>
+          <w:color w:val="1E293B"/>
+          <w:sz w:val="21"/>
+        </w:rPr>
+        <w:br/>
+        <w:t xml:space="preserve">- </w:t>
+      </w:r>
+      <w:r>
+        <w:rPr>
+          <w:rFonts w:ascii="Calibri" w:hAnsi="Calibri"/>
+          <w:b/>
+          <w:color w:val="1E293B"/>
+          <w:sz w:val="21"/>
+        </w:rPr>
+        <w:t>Things to Do Near Ben Thanh Market:</w:t>
+      </w:r>
+      <w:r>
+        <w:rPr>
+          <w:rFonts w:ascii="Calibri" w:hAnsi="Calibri"/>
+          <w:color w:val="1E293B"/>
+          <w:sz w:val="21"/>
+        </w:rPr>
+        <w:t xml:space="preserve"> exploring the main landmarks in our guide to </w:t>
+      </w:r>
+      <w:r>
+        <w:rPr>
+          <w:rFonts w:ascii="Calibri" w:hAnsi="Calibri"/>
+          <w:color w:val="1E293B"/>
+          <w:sz w:val="21"/>
+          <w:u w:val="single"/>
+        </w:rPr>
+        <w:t>things to do near Ben Thanh Market</w:t>
+      </w:r>
+      <w:r>
+        <w:rPr>
+          <w:rFonts w:ascii="Calibri" w:hAnsi="Calibri"/>
+          <w:color w:val="1E293B"/>
+          <w:sz w:val="21"/>
+        </w:rPr>
+        <w:t>.</w:t>
+      </w:r>
+      <w:r>
+        <w:rPr>
+          <w:rFonts w:ascii="Calibri" w:hAnsi="Calibri"/>
+          <w:color w:val="1E293B"/>
+          <w:sz w:val="21"/>
+        </w:rPr>
+      </w:r>
+      <w:r>
+        <w:rPr>
+          <w:rFonts w:ascii="Calibri" w:hAnsi="Calibri"/>
+          <w:color w:val="1E293B"/>
+          <w:sz w:val="21"/>
+        </w:rPr>
+        <w:br/>
+        <w:t xml:space="preserve">- </w:t>
+      </w:r>
+      <w:r>
+        <w:rPr>
+          <w:rFonts w:ascii="Calibri" w:hAnsi="Calibri"/>
+          <w:b/>
+          <w:color w:val="1E293B"/>
+          <w:sz w:val="21"/>
+        </w:rPr>
+        <w:t>One-Day Ben Thanh Walking Tour:</w:t>
+      </w:r>
+      <w:r>
+        <w:rPr>
+          <w:rFonts w:ascii="Calibri" w:hAnsi="Calibri"/>
+          <w:color w:val="1E293B"/>
+          <w:sz w:val="21"/>
+        </w:rPr>
+        <w:t xml:space="preserve"> contrasting the open-top ride with our on-foot </w:t>
+      </w:r>
+      <w:r>
+        <w:rPr>
+          <w:rFonts w:ascii="Calibri" w:hAnsi="Calibri"/>
+          <w:color w:val="1E293B"/>
+          <w:sz w:val="21"/>
+          <w:u w:val="single"/>
+        </w:rPr>
+        <w:t>one-day Ben Thanh walking tour</w:t>
+      </w:r>
+      <w:r>
+        <w:rPr>
+          <w:rFonts w:ascii="Calibri" w:hAnsi="Calibri"/>
+          <w:color w:val="1E293B"/>
+          <w:sz w:val="21"/>
+        </w:rPr>
+        <w:t>.</w:t>
+      </w:r>
+      <w:r>
+        <w:rPr>
+          <w:rFonts w:ascii="Calibri" w:hAnsi="Calibri"/>
+          <w:color w:val="1E293B"/>
+          <w:sz w:val="21"/>
+        </w:rPr>
+      </w:r>
+      <w:r>
+        <w:rPr>
+          <w:rFonts w:ascii="Calibri" w:hAnsi="Calibri"/>
+          <w:color w:val="1E293B"/>
+          <w:sz w:val="21"/>
+        </w:rPr>
+        <w:br/>
+        <w:t xml:space="preserve">- </w:t>
+      </w:r>
+      <w:r>
+        <w:rPr>
+          <w:rFonts w:ascii="Calibri" w:hAnsi="Calibri"/>
+          <w:b/>
+          <w:color w:val="1E293B"/>
+          <w:sz w:val="21"/>
+        </w:rPr>
+        <w:t>Private Ho Chi Minh City Tour:</w:t>
+      </w:r>
+      <w:r>
+        <w:rPr>
+          <w:rFonts w:ascii="Calibri" w:hAnsi="Calibri"/>
+          <w:color w:val="1E293B"/>
+          <w:sz w:val="21"/>
+        </w:rPr>
+        <w:t xml:space="preserve"> choosing a fully guided </w:t>
+      </w:r>
+      <w:r>
+        <w:rPr>
+          <w:rFonts w:ascii="Calibri" w:hAnsi="Calibri"/>
+          <w:color w:val="1E293B"/>
+          <w:sz w:val="21"/>
+          <w:u w:val="single"/>
+        </w:rPr>
+        <w:t>private Ho Chi Minh City tour</w:t>
+      </w:r>
+      <w:r>
+        <w:rPr>
+          <w:rFonts w:ascii="Calibri" w:hAnsi="Calibri"/>
+          <w:color w:val="1E293B"/>
+          <w:sz w:val="21"/>
+        </w:rPr>
+        <w:t xml:space="preserve"> for deeper history.</w:t>
+      </w:r>
+    </w:p>
+    <w:p>
+      <w:pPr>
         <w:keepNext/>
         <w:spacing w:before="320" w:after="120" w:line="276" w:lineRule="auto"/>
       </w:pPr>
